--- a/docs/Project_Artron_Status_Catalog_TH.docx
+++ b/docs/Project_Artron_Status_Catalog_TH.docx
@@ -24,7 +24,7 @@
     </w:p>
     <w:p>
       <w:r>
-        <w:t>เอกสารนี้รวบรวมสถานะที่มีอยู่ในข้อมูลเกมและอธิบายผลที่โค้ด Combat ใช้งานจริง เพื่อใช้เป็นคู่มือออกแบบ Ability Skill Equipment และ Encounter ให้ใช้กติกาเดียวกัน</w:t>
+        <w:t>เอกสารนี้รวบรวมสถานะจากข้อมูลเกมและผลที่ระบบ Combat ใช้งาน ณ 26 กันยายน 2026 เพื่อใช้กำหนด Ability Skill และ Encounter ให้สอดคล้องกับกติกาจริง รวมถึง Grabbed และ Grabbing ที่ใช้กับ Maneuver</w:t>
       </w:r>
     </w:p>
     <w:p>
@@ -38,7 +38,7 @@
     </w:p>
     <w:p>
       <w:r>
-        <w:t>สถานะทั้งหมดเก็บเป็น EffectData บน CombatantState หนึ่งสถานะระบุด้วย id เดียวกันจึงมีได้หนึ่งรายการต่อเป้าหมาย แต่รายการนั้นอาจมีหลายสแต็กได้ตาม stack mode ของสถานะ การป้องกันสถานะตรวจได้ทั้ง id และ status tag</w:t>
+        <w:t>สถานะเก็บเป็น EffectData บน CombatantState โดย id เดียวกันมีหนึ่งรายการต่อเป้าหมาย แต่รายการนั้นอาจมีหลายสแต็กตาม stack mode การป้องกันตรวจได้ทั้ง id และ status tag; บางสถานะเชื่อมกับ action เฉพาะ เช่น Escape, Stand และ Grab</w:t>
       </w:r>
     </w:p>
     <w:tbl>
@@ -556,9 +556,6 @@
           </w:tcPr>
           <w:p>
             <w:r>
-              <w:rPr>
-                <w:sz w:val="19"/>
-              </w:rPr>
               <w:t>Slowed, Rooted, Prone, Airborne</w:t>
             </w:r>
           </w:p>
@@ -688,6 +685,42 @@
                 <w:sz w:val="19"/>
               </w:rPr>
               <w:t>Haste, Hidden, Dying, Pack Command</w:t>
+            </w:r>
+          </w:p>
+        </w:tc>
+      </w:tr>
+      <w:tr>
+        <w:tc>
+          <w:tcPr>
+            <w:tcW w:type="dxa" w:w="2376"/>
+            <w:vAlign w:val="center"/>
+            <w:tcMar>
+              <w:top w:w="90" w:type="dxa"/>
+              <w:start w:w="100" w:type="dxa"/>
+              <w:bottom w:w="90" w:type="dxa"/>
+              <w:end w:w="100" w:type="dxa"/>
+            </w:tcMar>
+          </w:tcPr>
+          <w:p>
+            <w:r>
+              <w:t>สถานะ Maneuver</w:t>
+            </w:r>
+          </w:p>
+        </w:tc>
+        <w:tc>
+          <w:tcPr>
+            <w:tcW w:type="dxa" w:w="7560"/>
+            <w:vAlign w:val="center"/>
+            <w:tcMar>
+              <w:top w:w="90" w:type="dxa"/>
+              <w:start w:w="100" w:type="dxa"/>
+              <w:bottom w:w="90" w:type="dxa"/>
+              <w:end w:w="100" w:type="dxa"/>
+            </w:tcMar>
+          </w:tcPr>
+          <w:p>
+            <w:r>
+              <w:t>Grabbed, Grabbing</w:t>
             </w:r>
           </w:p>
         </w:tc>
@@ -1309,7 +1342,7 @@
               <w:rPr>
                 <w:sz w:val="19"/>
               </w:rPr>
-              <w:t>มี tag control movement prone</w:t>
+              <w:t>มี tag prone; ใช้ Stand จ่าย 1 AP เพื่อลบสถานะ และ Grab ที่ผู้กระทำคงอยู่จะหลุดเมื่อผู้จับล้ม Prone</w:t>
             </w:r>
           </w:p>
         </w:tc>
@@ -1349,7 +1382,7 @@
               <w:rPr>
                 <w:sz w:val="19"/>
               </w:rPr>
-              <w:t>ข้อมูลปัจจุบันไม่มีตัวปรับการโจมตีหรือการเคลื่อนที่เพิ่มเติมในโค้ด จึงเป็นสถานะสำหรับกติกาหรือ Ability ที่ตรวจ tag และ id ต่อไป</w:t>
+              <w:t>Trip ทำให้ Prone; Stand เป็น action ที่ใช้ลุก ไม่มีโบนัสหรือโทษด้านการโจมตีทั่วไปเพิ่มจากข้อมูลสถานะ</w:t>
             </w:r>
           </w:p>
         </w:tc>
@@ -1436,6 +1469,178 @@
                 <w:sz w:val="19"/>
               </w:rPr>
               <w:t>ข้อมูลปัจจุบันไม่มีตัวปรับการโจมตีหรือการเคลื่อนที่เพิ่มเติมในโค้ด</w:t>
+            </w:r>
+          </w:p>
+        </w:tc>
+      </w:tr>
+      <w:tr>
+        <w:tc>
+          <w:tcPr>
+            <w:tcW w:type="dxa" w:w="1584"/>
+            <w:vAlign w:val="center"/>
+            <w:tcMar>
+              <w:top w:w="90" w:type="dxa"/>
+              <w:start w:w="100" w:type="dxa"/>
+              <w:bottom w:w="90" w:type="dxa"/>
+              <w:end w:w="100" w:type="dxa"/>
+            </w:tcMar>
+            <w:shd w:fill="EAF2F8"/>
+          </w:tcPr>
+          <w:p>
+            <w:r>
+              <w:rPr>
+                <w:sz w:val="19"/>
+              </w:rPr>
+              <w:t>Grabbed</w:t>
+            </w:r>
+          </w:p>
+        </w:tc>
+        <w:tc>
+          <w:tcPr>
+            <w:tcW w:type="dxa" w:w="3240"/>
+            <w:vAlign w:val="center"/>
+            <w:tcMar>
+              <w:top w:w="90" w:type="dxa"/>
+              <w:start w:w="100" w:type="dxa"/>
+              <w:bottom w:w="90" w:type="dxa"/>
+              <w:end w:w="100" w:type="dxa"/>
+            </w:tcMar>
+            <w:shd w:fill="EAF2F8"/>
+          </w:tcPr>
+          <w:p>
+            <w:r>
+              <w:rPr>
+                <w:sz w:val="19"/>
+              </w:rPr>
+              <w:t>เคลื่อนที่ปกติและ movement ability ไม่ได้</w:t>
+            </w:r>
+          </w:p>
+        </w:tc>
+        <w:tc>
+          <w:tcPr>
+            <w:tcW w:type="dxa" w:w="2592"/>
+            <w:vAlign w:val="center"/>
+            <w:tcMar>
+              <w:top w:w="90" w:type="dxa"/>
+              <w:start w:w="100" w:type="dxa"/>
+              <w:bottom w:w="90" w:type="dxa"/>
+              <w:end w:w="100" w:type="dxa"/>
+            </w:tcMar>
+            <w:shd w:fill="EAF2F8"/>
+          </w:tcPr>
+          <w:p>
+            <w:r>
+              <w:rPr>
+                <w:sz w:val="19"/>
+              </w:rPr>
+              <w:t>คงอยู่จนจบ Combat หากไม่หลุด; Escape ใช้ 1 AP</w:t>
+            </w:r>
+          </w:p>
+        </w:tc>
+        <w:tc>
+          <w:tcPr>
+            <w:tcW w:type="dxa" w:w="2520"/>
+            <w:vAlign w:val="center"/>
+            <w:tcMar>
+              <w:top w:w="90" w:type="dxa"/>
+              <w:start w:w="100" w:type="dxa"/>
+              <w:bottom w:w="90" w:type="dxa"/>
+              <w:end w:w="100" w:type="dxa"/>
+            </w:tcMar>
+            <w:shd w:fill="EAF2F8"/>
+          </w:tcPr>
+          <w:p>
+            <w:r>
+              <w:rPr>
+                <w:sz w:val="19"/>
+              </w:rPr>
+              <w:t>Grab ทำให้เป้าหมายติดสถานะ; หลุดเมื่อผู้จับล้ม ตาย หรือห่างเกินระยะเอื้อม</w:t>
+            </w:r>
+          </w:p>
+        </w:tc>
+      </w:tr>
+      <w:tr>
+        <w:tc>
+          <w:tcPr>
+            <w:tcW w:type="dxa" w:w="1584"/>
+            <w:vAlign w:val="center"/>
+            <w:tcMar>
+              <w:top w:w="90" w:type="dxa"/>
+              <w:start w:w="100" w:type="dxa"/>
+              <w:bottom w:w="90" w:type="dxa"/>
+              <w:end w:w="100" w:type="dxa"/>
+            </w:tcMar>
+            <w:shd w:fill="EAF2F8"/>
+          </w:tcPr>
+          <w:p>
+            <w:r>
+              <w:rPr>
+                <w:sz w:val="19"/>
+              </w:rPr>
+              <w:t>Grabbing</w:t>
+            </w:r>
+          </w:p>
+        </w:tc>
+        <w:tc>
+          <w:tcPr>
+            <w:tcW w:type="dxa" w:w="3240"/>
+            <w:vAlign w:val="center"/>
+            <w:tcMar>
+              <w:top w:w="90" w:type="dxa"/>
+              <w:start w:w="100" w:type="dxa"/>
+              <w:bottom w:w="90" w:type="dxa"/>
+              <w:end w:w="100" w:type="dxa"/>
+            </w:tcMar>
+            <w:shd w:fill="EAF2F8"/>
+          </w:tcPr>
+          <w:p>
+            <w:r>
+              <w:rPr>
+                <w:sz w:val="19"/>
+              </w:rPr>
+              <w:t>ระบุว่าผู้กระทำกำลังจับเป้าหมาย</w:t>
+            </w:r>
+          </w:p>
+        </w:tc>
+        <w:tc>
+          <w:tcPr>
+            <w:tcW w:type="dxa" w:w="2592"/>
+            <w:vAlign w:val="center"/>
+            <w:tcMar>
+              <w:top w:w="90" w:type="dxa"/>
+              <w:start w:w="100" w:type="dxa"/>
+              <w:bottom w:w="90" w:type="dxa"/>
+              <w:end w:w="100" w:type="dxa"/>
+            </w:tcMar>
+            <w:shd w:fill="EAF2F8"/>
+          </w:tcPr>
+          <w:p>
+            <w:r>
+              <w:rPr>
+                <w:sz w:val="19"/>
+              </w:rPr>
+              <w:t>คงอยู่จนจบ Combat หากไม่หลุด; Cleanse ไม่ได้</w:t>
+            </w:r>
+          </w:p>
+        </w:tc>
+        <w:tc>
+          <w:tcPr>
+            <w:tcW w:type="dxa" w:w="2520"/>
+            <w:vAlign w:val="center"/>
+            <w:tcMar>
+              <w:top w:w="90" w:type="dxa"/>
+              <w:start w:w="100" w:type="dxa"/>
+              <w:bottom w:w="90" w:type="dxa"/>
+              <w:end w:w="100" w:type="dxa"/>
+            </w:tcMar>
+            <w:shd w:fill="EAF2F8"/>
+          </w:tcPr>
+          <w:p>
+            <w:r>
+              <w:rPr>
+                <w:sz w:val="19"/>
+              </w:rPr>
+              <w:t>ถูกล้างพร้อม Grabbed เมื่อผู้จับหรือเป้าหมายไม่อยู่ในเงื่อนไขการจับ</w:t>
             </w:r>
           </w:p>
         </w:tc>
@@ -3143,6 +3348,543 @@
         <w:t>ทดสอบทั้งผลขณะสถานะทำงาน การหมดอายุ การซ้อน การ Cleanse และภูมิคุ้มกัน โดยเฉพาะสถานะที่เปลี่ยน Max AP หรือ Speed</w:t>
       </w:r>
     </w:p>
+    <w:p>
+      <w:pPr>
+        <w:pStyle w:val="Heading1"/>
+      </w:pPr>
+      <w:r>
+        <w:t>สถานะและบัฟจาก Ability ที่เพิ่ม</w:t>
+      </w:r>
+    </w:p>
+    <w:p>
+      <w:r>
+        <w:t>EffectData ต่อไปนี้อยู่ใน data/effect และใช้กับ Skill หรือ Ability รุ่นล่าสุด ผลแบบ Stance อยู่จนจบ Combat หรือถูกแทนที่ด้วย Stance อื่น ส่วนผลระยะสั้นระบุให้หมดอายุที่ต้นเทิร์นถัดไป</w:t>
+      </w:r>
+    </w:p>
+    <w:tbl>
+      <w:tblPr>
+        <w:tblStyle w:val="TableGrid"/>
+        <w:tblW w:type="auto" w:w="0"/>
+        <w:tblLayout w:type="autofit"/>
+        <w:tblLook w:firstColumn="1" w:firstRow="1" w:lastColumn="0" w:lastRow="0" w:noHBand="0" w:noVBand="1" w:val="04A0"/>
+      </w:tblPr>
+      <w:tblGrid>
+        <w:gridCol w:w="3408"/>
+        <w:gridCol w:w="3408"/>
+        <w:gridCol w:w="3408"/>
+      </w:tblGrid>
+      <w:tr>
+        <w:trPr>
+          <w:tblHeader/>
+        </w:trPr>
+        <w:tc>
+          <w:tcPr>
+            <w:tcW w:type="dxa" w:w="3408"/>
+            <w:shd w:fill="DCE6F1"/>
+            <w:vAlign w:val="center"/>
+          </w:tcPr>
+          <w:p>
+            <w:pPr>
+              <w:spacing w:after="20"/>
+            </w:pPr>
+            <w:r>
+              <w:rPr>
+                <w:rFonts w:ascii="Tahoma" w:hAnsi="Tahoma"/>
+                <w:sz w:val="17"/>
+              </w:rPr>
+              <w:t>Effect</w:t>
+            </w:r>
+          </w:p>
+        </w:tc>
+        <w:tc>
+          <w:tcPr>
+            <w:tcW w:type="dxa" w:w="3408"/>
+            <w:shd w:fill="DCE6F1"/>
+            <w:vAlign w:val="center"/>
+          </w:tcPr>
+          <w:p>
+            <w:pPr>
+              <w:spacing w:after="20"/>
+            </w:pPr>
+            <w:r>
+              <w:rPr>
+                <w:rFonts w:ascii="Tahoma" w:hAnsi="Tahoma"/>
+                <w:sz w:val="17"/>
+              </w:rPr>
+              <w:t>ผลที่ระบบใช้</w:t>
+            </w:r>
+          </w:p>
+        </w:tc>
+        <w:tc>
+          <w:tcPr>
+            <w:tcW w:type="dxa" w:w="3408"/>
+            <w:shd w:fill="DCE6F1"/>
+            <w:vAlign w:val="center"/>
+          </w:tcPr>
+          <w:p>
+            <w:pPr>
+              <w:spacing w:after="20"/>
+            </w:pPr>
+            <w:r>
+              <w:rPr>
+                <w:rFonts w:ascii="Tahoma" w:hAnsi="Tahoma"/>
+                <w:sz w:val="17"/>
+              </w:rPr>
+              <w:t>ระยะเวลา</w:t>
+            </w:r>
+          </w:p>
+        </w:tc>
+      </w:tr>
+      <w:tr>
+        <w:tc>
+          <w:tcPr>
+            <w:tcW w:type="dxa" w:w="3408"/>
+            <w:vAlign w:val="center"/>
+          </w:tcPr>
+          <w:p>
+            <w:pPr>
+              <w:spacing w:after="20"/>
+            </w:pPr>
+            <w:r>
+              <w:rPr>
+                <w:rFonts w:ascii="Tahoma" w:hAnsi="Tahoma"/>
+                <w:sz w:val="17"/>
+              </w:rPr>
+              <w:t>Assault Stance</w:t>
+            </w:r>
+          </w:p>
+        </w:tc>
+        <w:tc>
+          <w:tcPr>
+            <w:tcW w:type="dxa" w:w="3408"/>
+            <w:vAlign w:val="center"/>
+          </w:tcPr>
+          <w:p>
+            <w:pPr>
+              <w:spacing w:after="20"/>
+            </w:pPr>
+            <w:r>
+              <w:rPr>
+                <w:rFonts w:ascii="Tahoma" w:hAnsi="Tahoma"/>
+                <w:sz w:val="17"/>
+              </w:rPr>
+              <w:t>Attack bonus +1</w:t>
+            </w:r>
+          </w:p>
+        </w:tc>
+        <w:tc>
+          <w:tcPr>
+            <w:tcW w:type="dxa" w:w="3408"/>
+            <w:vAlign w:val="center"/>
+          </w:tcPr>
+          <w:p>
+            <w:pPr>
+              <w:spacing w:after="20"/>
+            </w:pPr>
+            <w:r>
+              <w:rPr>
+                <w:rFonts w:ascii="Tahoma" w:hAnsi="Tahoma"/>
+                <w:sz w:val="17"/>
+              </w:rPr>
+              <w:t>จนจบ Combat หรือเปลี่ยน Stance</w:t>
+            </w:r>
+          </w:p>
+        </w:tc>
+      </w:tr>
+      <w:tr>
+        <w:tc>
+          <w:tcPr>
+            <w:tcW w:type="dxa" w:w="3408"/>
+            <w:vAlign w:val="center"/>
+          </w:tcPr>
+          <w:p>
+            <w:pPr>
+              <w:spacing w:after="20"/>
+            </w:pPr>
+            <w:r>
+              <w:rPr>
+                <w:rFonts w:ascii="Tahoma" w:hAnsi="Tahoma"/>
+                <w:sz w:val="17"/>
+              </w:rPr>
+              <w:t>Bulwark Stance</w:t>
+            </w:r>
+          </w:p>
+        </w:tc>
+        <w:tc>
+          <w:tcPr>
+            <w:tcW w:type="dxa" w:w="3408"/>
+            <w:vAlign w:val="center"/>
+          </w:tcPr>
+          <w:p>
+            <w:pPr>
+              <w:spacing w:after="20"/>
+            </w:pPr>
+            <w:r>
+              <w:rPr>
+                <w:rFonts w:ascii="Tahoma" w:hAnsi="Tahoma"/>
+                <w:sz w:val="17"/>
+              </w:rPr>
+              <w:t>Reflex/Fortitude/Will +1</w:t>
+            </w:r>
+          </w:p>
+        </w:tc>
+        <w:tc>
+          <w:tcPr>
+            <w:tcW w:type="dxa" w:w="3408"/>
+            <w:vAlign w:val="center"/>
+          </w:tcPr>
+          <w:p>
+            <w:pPr>
+              <w:spacing w:after="20"/>
+            </w:pPr>
+            <w:r>
+              <w:rPr>
+                <w:rFonts w:ascii="Tahoma" w:hAnsi="Tahoma"/>
+                <w:sz w:val="17"/>
+              </w:rPr>
+              <w:t>จนจบ Combat หรือเปลี่ยน Stance</w:t>
+            </w:r>
+          </w:p>
+        </w:tc>
+      </w:tr>
+      <w:tr>
+        <w:tc>
+          <w:tcPr>
+            <w:tcW w:type="dxa" w:w="3408"/>
+            <w:vAlign w:val="center"/>
+          </w:tcPr>
+          <w:p>
+            <w:pPr>
+              <w:spacing w:after="20"/>
+            </w:pPr>
+            <w:r>
+              <w:rPr>
+                <w:rFonts w:ascii="Tahoma" w:hAnsi="Tahoma"/>
+                <w:sz w:val="17"/>
+              </w:rPr>
+              <w:t>Duelist Stance</w:t>
+            </w:r>
+          </w:p>
+        </w:tc>
+        <w:tc>
+          <w:tcPr>
+            <w:tcW w:type="dxa" w:w="3408"/>
+            <w:vAlign w:val="center"/>
+          </w:tcPr>
+          <w:p>
+            <w:pPr>
+              <w:spacing w:after="20"/>
+            </w:pPr>
+            <w:r>
+              <w:rPr>
+                <w:rFonts w:ascii="Tahoma" w:hAnsi="Tahoma"/>
+                <w:sz w:val="17"/>
+              </w:rPr>
+              <w:t>Speed +5 ฟุต</w:t>
+            </w:r>
+          </w:p>
+        </w:tc>
+        <w:tc>
+          <w:tcPr>
+            <w:tcW w:type="dxa" w:w="3408"/>
+            <w:vAlign w:val="center"/>
+          </w:tcPr>
+          <w:p>
+            <w:pPr>
+              <w:spacing w:after="20"/>
+            </w:pPr>
+            <w:r>
+              <w:rPr>
+                <w:rFonts w:ascii="Tahoma" w:hAnsi="Tahoma"/>
+                <w:sz w:val="17"/>
+              </w:rPr>
+              <w:t>จนจบ Combat หรือเปลี่ยน Stance</w:t>
+            </w:r>
+          </w:p>
+        </w:tc>
+      </w:tr>
+      <w:tr>
+        <w:tc>
+          <w:tcPr>
+            <w:tcW w:type="dxa" w:w="3408"/>
+            <w:vAlign w:val="center"/>
+          </w:tcPr>
+          <w:p>
+            <w:pPr>
+              <w:spacing w:after="20"/>
+            </w:pPr>
+            <w:r>
+              <w:rPr>
+                <w:rFonts w:ascii="Tahoma" w:hAnsi="Tahoma"/>
+                <w:sz w:val="17"/>
+              </w:rPr>
+              <w:t>Shield Brace</w:t>
+            </w:r>
+          </w:p>
+        </w:tc>
+        <w:tc>
+          <w:tcPr>
+            <w:tcW w:type="dxa" w:w="3408"/>
+            <w:vAlign w:val="center"/>
+          </w:tcPr>
+          <w:p>
+            <w:pPr>
+              <w:spacing w:after="20"/>
+            </w:pPr>
+            <w:r>
+              <w:rPr>
+                <w:rFonts w:ascii="Tahoma" w:hAnsi="Tahoma"/>
+                <w:sz w:val="17"/>
+              </w:rPr>
+              <w:t>Reflex/Fortitude/Will +2</w:t>
+            </w:r>
+          </w:p>
+        </w:tc>
+        <w:tc>
+          <w:tcPr>
+            <w:tcW w:type="dxa" w:w="3408"/>
+            <w:vAlign w:val="center"/>
+          </w:tcPr>
+          <w:p>
+            <w:pPr>
+              <w:spacing w:after="20"/>
+            </w:pPr>
+            <w:r>
+              <w:rPr>
+                <w:rFonts w:ascii="Tahoma" w:hAnsi="Tahoma"/>
+                <w:sz w:val="17"/>
+              </w:rPr>
+              <w:t>ถึงต้นเทิร์นถัดไป</w:t>
+            </w:r>
+          </w:p>
+        </w:tc>
+      </w:tr>
+      <w:tr>
+        <w:tc>
+          <w:tcPr>
+            <w:tcW w:type="dxa" w:w="3408"/>
+            <w:vAlign w:val="center"/>
+          </w:tcPr>
+          <w:p>
+            <w:pPr>
+              <w:spacing w:after="20"/>
+            </w:pPr>
+            <w:r>
+              <w:rPr>
+                <w:rFonts w:ascii="Tahoma" w:hAnsi="Tahoma"/>
+                <w:sz w:val="17"/>
+              </w:rPr>
+              <w:t>Hold the Line</w:t>
+            </w:r>
+          </w:p>
+        </w:tc>
+        <w:tc>
+          <w:tcPr>
+            <w:tcW w:type="dxa" w:w="3408"/>
+            <w:vAlign w:val="center"/>
+          </w:tcPr>
+          <w:p>
+            <w:pPr>
+              <w:spacing w:after="20"/>
+            </w:pPr>
+            <w:r>
+              <w:rPr>
+                <w:rFonts w:ascii="Tahoma" w:hAnsi="Tahoma"/>
+                <w:sz w:val="17"/>
+              </w:rPr>
+              <w:t>Aura ระยะ 5 ฟุต ให้ Defense +2</w:t>
+            </w:r>
+          </w:p>
+        </w:tc>
+        <w:tc>
+          <w:tcPr>
+            <w:tcW w:type="dxa" w:w="3408"/>
+            <w:vAlign w:val="center"/>
+          </w:tcPr>
+          <w:p>
+            <w:pPr>
+              <w:spacing w:after="20"/>
+            </w:pPr>
+            <w:r>
+              <w:rPr>
+                <w:rFonts w:ascii="Tahoma" w:hAnsi="Tahoma"/>
+                <w:sz w:val="17"/>
+              </w:rPr>
+              <w:t>ถึงต้นเทิร์นถัดไป</w:t>
+            </w:r>
+          </w:p>
+        </w:tc>
+      </w:tr>
+      <w:tr>
+        <w:tc>
+          <w:tcPr>
+            <w:tcW w:type="dxa" w:w="3408"/>
+            <w:vAlign w:val="center"/>
+          </w:tcPr>
+          <w:p>
+            <w:pPr>
+              <w:spacing w:after="20"/>
+            </w:pPr>
+            <w:r>
+              <w:rPr>
+                <w:rFonts w:ascii="Tahoma" w:hAnsi="Tahoma"/>
+                <w:sz w:val="17"/>
+              </w:rPr>
+              <w:t>Arcane Shield</w:t>
+            </w:r>
+          </w:p>
+        </w:tc>
+        <w:tc>
+          <w:tcPr>
+            <w:tcW w:type="dxa" w:w="3408"/>
+            <w:vAlign w:val="center"/>
+          </w:tcPr>
+          <w:p>
+            <w:pPr>
+              <w:spacing w:after="20"/>
+            </w:pPr>
+            <w:r>
+              <w:rPr>
+                <w:rFonts w:ascii="Tahoma" w:hAnsi="Tahoma"/>
+                <w:sz w:val="17"/>
+              </w:rPr>
+              <w:t>Reflex/Fortitude/Will +2</w:t>
+            </w:r>
+          </w:p>
+        </w:tc>
+        <w:tc>
+          <w:tcPr>
+            <w:tcW w:type="dxa" w:w="3408"/>
+            <w:vAlign w:val="center"/>
+          </w:tcPr>
+          <w:p>
+            <w:pPr>
+              <w:spacing w:after="20"/>
+            </w:pPr>
+            <w:r>
+              <w:rPr>
+                <w:rFonts w:ascii="Tahoma" w:hAnsi="Tahoma"/>
+                <w:sz w:val="17"/>
+              </w:rPr>
+              <w:t>ถึงต้นเทิร์นถัดไป</w:t>
+            </w:r>
+          </w:p>
+        </w:tc>
+      </w:tr>
+      <w:tr>
+        <w:tc>
+          <w:tcPr>
+            <w:tcW w:type="dxa" w:w="3408"/>
+            <w:vAlign w:val="center"/>
+          </w:tcPr>
+          <w:p>
+            <w:pPr>
+              <w:spacing w:after="20"/>
+            </w:pPr>
+            <w:r>
+              <w:rPr>
+                <w:rFonts w:ascii="Tahoma" w:hAnsi="Tahoma"/>
+                <w:sz w:val="17"/>
+              </w:rPr>
+              <w:t>Heavy Stance</w:t>
+            </w:r>
+          </w:p>
+        </w:tc>
+        <w:tc>
+          <w:tcPr>
+            <w:tcW w:type="dxa" w:w="3408"/>
+            <w:vAlign w:val="center"/>
+          </w:tcPr>
+          <w:p>
+            <w:pPr>
+              <w:spacing w:after="20"/>
+            </w:pPr>
+            <w:r>
+              <w:rPr>
+                <w:rFonts w:ascii="Tahoma" w:hAnsi="Tahoma"/>
+                <w:sz w:val="17"/>
+              </w:rPr>
+              <w:t>Unarmed Damage +2; Speed −5 ฟุต</w:t>
+            </w:r>
+          </w:p>
+        </w:tc>
+        <w:tc>
+          <w:tcPr>
+            <w:tcW w:type="dxa" w:w="3408"/>
+            <w:vAlign w:val="center"/>
+          </w:tcPr>
+          <w:p>
+            <w:pPr>
+              <w:spacing w:after="20"/>
+            </w:pPr>
+            <w:r>
+              <w:rPr>
+                <w:rFonts w:ascii="Tahoma" w:hAnsi="Tahoma"/>
+                <w:sz w:val="17"/>
+              </w:rPr>
+              <w:t>จนจบ Combat หรือเปลี่ยน Stance</w:t>
+            </w:r>
+          </w:p>
+        </w:tc>
+      </w:tr>
+      <w:tr>
+        <w:tc>
+          <w:tcPr>
+            <w:tcW w:type="dxa" w:w="3408"/>
+            <w:vAlign w:val="center"/>
+          </w:tcPr>
+          <w:p>
+            <w:pPr>
+              <w:spacing w:after="20"/>
+            </w:pPr>
+            <w:r>
+              <w:rPr>
+                <w:rFonts w:ascii="Tahoma" w:hAnsi="Tahoma"/>
+                <w:sz w:val="17"/>
+              </w:rPr>
+              <w:t>Stun</w:t>
+            </w:r>
+          </w:p>
+        </w:tc>
+        <w:tc>
+          <w:tcPr>
+            <w:tcW w:type="dxa" w:w="3408"/>
+            <w:vAlign w:val="center"/>
+          </w:tcPr>
+          <w:p>
+            <w:pPr>
+              <w:spacing w:after="20"/>
+            </w:pPr>
+            <w:r>
+              <w:rPr>
+                <w:rFonts w:ascii="Tahoma" w:hAnsi="Tahoma"/>
+                <w:sz w:val="17"/>
+              </w:rPr>
+              <w:t>ลด Max AP 1 ต่อ stack สูงสุด 3 stack</w:t>
+            </w:r>
+          </w:p>
+        </w:tc>
+        <w:tc>
+          <w:tcPr>
+            <w:tcW w:type="dxa" w:w="3408"/>
+            <w:vAlign w:val="center"/>
+          </w:tcPr>
+          <w:p>
+            <w:pPr>
+              <w:spacing w:after="20"/>
+            </w:pPr>
+            <w:r>
+              <w:rPr>
+                <w:rFonts w:ascii="Tahoma" w:hAnsi="Tahoma"/>
+                <w:sz w:val="17"/>
+              </w:rPr>
+              <w:t>ตาม EffectData; 1 เทิร์น</w:t>
+            </w:r>
+          </w:p>
+        </w:tc>
+      </w:tr>
+    </w:tbl>
+    <w:p/>
     <w:sectPr>
       <w:footerReference w:type="default" r:id="rId9"/>
       <w:pgSz w:w="12240" w:h="15840"/>
